--- a/docs/thesis/osnutek_zakljucnega_dela.docx
+++ b/docs/thesis/osnutek_zakljucnega_dela.docx
@@ -81,6 +81,9 @@
       <w:r>
         <w:t>Pregled obstoječih metod</w:t>
       </w:r>
+      <w:r>
+        <w:t xml:space="preserve"> – na zadnje</w:t>
+      </w:r>
     </w:p>
     <w:p>
       <w:pPr>
@@ -92,7 +95,85 @@
     </w:p>
     <w:p>
       <w:r>
-        <w:t xml:space="preserve">Opisal bi kaj so v bistvu modeli za zaznavo drže, kako delujejo, kaj je input, kaj output, uporaba detektorja, … Različni formati outputov – COCO, HumanPose, Mediapipe (različni keypointi se outputajo), … Top-down, bottom-up pristopa. </w:t>
+        <w:t xml:space="preserve">Opisal bi kaj so v bistvu modeli za zaznavo drže, kako delujejo, kaj je </w:t>
+      </w:r>
+      <w:proofErr w:type="spellStart"/>
+      <w:r>
+        <w:t>input</w:t>
+      </w:r>
+      <w:proofErr w:type="spellEnd"/>
+      <w:r>
+        <w:t xml:space="preserve">, kaj </w:t>
+      </w:r>
+      <w:proofErr w:type="spellStart"/>
+      <w:r>
+        <w:t>output</w:t>
+      </w:r>
+      <w:proofErr w:type="spellEnd"/>
+      <w:r>
+        <w:t xml:space="preserve">, uporaba detektorja, … Različni formati </w:t>
+      </w:r>
+      <w:proofErr w:type="spellStart"/>
+      <w:r>
+        <w:t>outputov</w:t>
+      </w:r>
+      <w:proofErr w:type="spellEnd"/>
+      <w:r>
+        <w:t xml:space="preserve"> – COCO, </w:t>
+      </w:r>
+      <w:proofErr w:type="spellStart"/>
+      <w:r>
+        <w:t>HumanPose</w:t>
+      </w:r>
+      <w:proofErr w:type="spellEnd"/>
+      <w:r>
+        <w:t xml:space="preserve">, </w:t>
+      </w:r>
+      <w:proofErr w:type="spellStart"/>
+      <w:r>
+        <w:t>Mediapipe</w:t>
+      </w:r>
+      <w:proofErr w:type="spellEnd"/>
+      <w:r>
+        <w:t xml:space="preserve"> (različni </w:t>
+      </w:r>
+      <w:proofErr w:type="spellStart"/>
+      <w:r>
+        <w:t>keypointi</w:t>
+      </w:r>
+      <w:proofErr w:type="spellEnd"/>
+      <w:r>
+        <w:t xml:space="preserve"> se </w:t>
+      </w:r>
+      <w:proofErr w:type="spellStart"/>
+      <w:r>
+        <w:t>outputajo</w:t>
+      </w:r>
+      <w:proofErr w:type="spellEnd"/>
+      <w:r>
+        <w:t>), … Top-</w:t>
+      </w:r>
+      <w:proofErr w:type="spellStart"/>
+      <w:r>
+        <w:t>down</w:t>
+      </w:r>
+      <w:proofErr w:type="spellEnd"/>
+      <w:r>
+        <w:t xml:space="preserve">, </w:t>
+      </w:r>
+      <w:proofErr w:type="spellStart"/>
+      <w:r>
+        <w:t>bottom</w:t>
+      </w:r>
+      <w:proofErr w:type="spellEnd"/>
+      <w:r>
+        <w:t xml:space="preserve">-up pristopa. </w:t>
+      </w:r>
+      <w:r>
+        <w:t>Tukaj naštej modele, ki si jih izbral</w:t>
+      </w:r>
+      <w:r>
+        <w:t>.</w:t>
       </w:r>
     </w:p>
     <w:p>
@@ -128,10 +209,58 @@
     </w:p>
     <w:p>
       <w:r>
-        <w:t xml:space="preserve">Tukaj bi naštel vse modele, ki sem jih implementiral v primerjavo. Dotaknil bi se tudi specifičnosti modelov, npr. yolo zraven keypointov ponudi tudi bounding box človeka, nekateri modeli lahko imajo več različnih backendov na katerih se zaganjajo, nekateri modeli so implementirani kot next.js knjižnice, nekateri imajo možnost </w:t>
-      </w:r>
-      <w:r>
-        <w:t>spreminjanja velikosti vhodnih slik (yolo), …</w:t>
+        <w:t xml:space="preserve">Tukaj bi naštel vse modele, ki sem jih implementiral v primerjavo. Dotaknil bi se tudi specifičnosti modelov, npr. </w:t>
+      </w:r>
+      <w:proofErr w:type="spellStart"/>
+      <w:r>
+        <w:t>yolo</w:t>
+      </w:r>
+      <w:proofErr w:type="spellEnd"/>
+      <w:r>
+        <w:t xml:space="preserve"> zraven </w:t>
+      </w:r>
+      <w:proofErr w:type="spellStart"/>
+      <w:r>
+        <w:t>keypointov</w:t>
+      </w:r>
+      <w:proofErr w:type="spellEnd"/>
+      <w:r>
+        <w:t xml:space="preserve"> ponudi tudi </w:t>
+      </w:r>
+      <w:proofErr w:type="spellStart"/>
+      <w:r>
+        <w:t>bounding</w:t>
+      </w:r>
+      <w:proofErr w:type="spellEnd"/>
+      <w:r>
+        <w:t xml:space="preserve"> </w:t>
+      </w:r>
+      <w:proofErr w:type="spellStart"/>
+      <w:r>
+        <w:t>box</w:t>
+      </w:r>
+      <w:proofErr w:type="spellEnd"/>
+      <w:r>
+        <w:t xml:space="preserve"> človeka, nekateri modeli lahko imajo več različnih </w:t>
+      </w:r>
+      <w:proofErr w:type="spellStart"/>
+      <w:r>
+        <w:t>backendov</w:t>
+      </w:r>
+      <w:proofErr w:type="spellEnd"/>
+      <w:r>
+        <w:t xml:space="preserve"> na katerih se zaganjajo, nekateri modeli so implementirani kot next.js knjižnice, nekateri imajo možnost </w:t>
+      </w:r>
+      <w:r>
+        <w:t>spreminjanja velikosti vhodnih slik (</w:t>
+      </w:r>
+      <w:proofErr w:type="spellStart"/>
+      <w:r>
+        <w:t>yolo</w:t>
+      </w:r>
+      <w:proofErr w:type="spellEnd"/>
+      <w:r>
+        <w:t>), …</w:t>
       </w:r>
     </w:p>
     <w:p>
@@ -144,17 +273,105 @@
     </w:p>
     <w:p>
       <w:r>
-        <w:t>Tukaj bi se dotaknil različnih backendov na katerih lahko modeli v spletnem brskalniku delujejo (wasm, webgl, webgpu), katere modele je mogoče pognati na katerem backendu, …</w:t>
-      </w:r>
-    </w:p>
-    <w:p>
-      <w:r>
-        <w:t>Poznamo tudi različne formate na katerih lahko modeli delujejo (tfjs, tflite, onnx, …) – naredil bi primerjavo med temi formati.</w:t>
-      </w:r>
-    </w:p>
-    <w:p>
-      <w:r>
-        <w:t>Za optimizacijo bi uporabil yolo, saj primerjam 2 verziji, ena ima velikost vhodnih slik 256, druga (default) pa ima 640. Ostali modeli pa imajo različne konfiguracijske možnosti, ki bi jih pri vsakem tudi opisal.</w:t>
+        <w:t xml:space="preserve">Tukaj bi se dotaknil različnih </w:t>
+      </w:r>
+      <w:proofErr w:type="spellStart"/>
+      <w:r>
+        <w:t>backendov</w:t>
+      </w:r>
+      <w:proofErr w:type="spellEnd"/>
+      <w:r>
+        <w:t xml:space="preserve"> na katerih lahko modeli v spletnem brskalniku delujejo (</w:t>
+      </w:r>
+      <w:proofErr w:type="spellStart"/>
+      <w:r>
+        <w:t>wasm</w:t>
+      </w:r>
+      <w:proofErr w:type="spellEnd"/>
+      <w:r>
+        <w:t xml:space="preserve">, </w:t>
+      </w:r>
+      <w:proofErr w:type="spellStart"/>
+      <w:r>
+        <w:t>webgl</w:t>
+      </w:r>
+      <w:proofErr w:type="spellEnd"/>
+      <w:r>
+        <w:t xml:space="preserve">, </w:t>
+      </w:r>
+      <w:proofErr w:type="spellStart"/>
+      <w:r>
+        <w:t>webgpu</w:t>
+      </w:r>
+      <w:proofErr w:type="spellEnd"/>
+      <w:r>
+        <w:t xml:space="preserve">), katere modele je mogoče pognati na katerem </w:t>
+      </w:r>
+      <w:proofErr w:type="spellStart"/>
+      <w:r>
+        <w:t>backendu</w:t>
+      </w:r>
+      <w:proofErr w:type="spellEnd"/>
+      <w:r>
+        <w:t>, …</w:t>
+      </w:r>
+    </w:p>
+    <w:p>
+      <w:r>
+        <w:t>Poznamo tudi različne formate na katerih lahko modeli delujejo (</w:t>
+      </w:r>
+      <w:proofErr w:type="spellStart"/>
+      <w:r>
+        <w:t>tfjs</w:t>
+      </w:r>
+      <w:proofErr w:type="spellEnd"/>
+      <w:r>
+        <w:t xml:space="preserve">, </w:t>
+      </w:r>
+      <w:proofErr w:type="spellStart"/>
+      <w:r>
+        <w:t>tflite</w:t>
+      </w:r>
+      <w:proofErr w:type="spellEnd"/>
+      <w:r>
+        <w:t xml:space="preserve">, </w:t>
+      </w:r>
+      <w:proofErr w:type="spellStart"/>
+      <w:r>
+        <w:t>onnx</w:t>
+      </w:r>
+      <w:proofErr w:type="spellEnd"/>
+      <w:r>
+        <w:t>, …) – naredil bi primerjavo med temi formati.</w:t>
+      </w:r>
+    </w:p>
+    <w:p>
+      <w:r>
+        <w:t xml:space="preserve">Za optimizacijo bi uporabil </w:t>
+      </w:r>
+      <w:proofErr w:type="spellStart"/>
+      <w:r>
+        <w:t>yolo</w:t>
+      </w:r>
+      <w:proofErr w:type="spellEnd"/>
+      <w:r>
+        <w:t>, saj primerjam 2 verziji, ena ima velikost vhodnih slik 256, druga (</w:t>
+      </w:r>
+      <w:proofErr w:type="spellStart"/>
+      <w:r>
+        <w:t>default</w:t>
+      </w:r>
+      <w:proofErr w:type="spellEnd"/>
+      <w:r>
+        <w:t xml:space="preserve">) pa ima 640. Ostali modeli pa imajo različne </w:t>
+      </w:r>
+      <w:proofErr w:type="spellStart"/>
+      <w:r>
+        <w:t>konfiguracijske</w:t>
+      </w:r>
+      <w:proofErr w:type="spellEnd"/>
+      <w:r>
+        <w:t xml:space="preserve"> možnosti, ki bi jih pri vsakem tudi opisal.</w:t>
       </w:r>
     </w:p>
     <w:p>
@@ -167,7 +384,7 @@
     </w:p>
     <w:p>
       <w:r>
-        <w:t>To bi po mojem izpustil, ker sem to v bistvu naredil že v zgornjih dveh alinejah.</w:t>
+        <w:t>Nekaj premakni sem</w:t>
       </w:r>
     </w:p>
     <w:p/>
@@ -191,6 +408,52 @@
       <w:r>
         <w:t>Izmerjeni FPS-i na različnih robnih napravah</w:t>
       </w:r>
+      <w:r>
+        <w:t xml:space="preserve"> + ocenjeno povprečje </w:t>
+      </w:r>
+      <w:proofErr w:type="spellStart"/>
+      <w:r>
+        <w:t>cpu</w:t>
+      </w:r>
+      <w:proofErr w:type="spellEnd"/>
+      <w:r>
+        <w:t xml:space="preserve"> porabe med izvajanjem – mogoče priklop telefona na računalnik in merjenje </w:t>
+      </w:r>
+      <w:proofErr w:type="spellStart"/>
+      <w:r>
+        <w:t>performanca</w:t>
+      </w:r>
+      <w:proofErr w:type="spellEnd"/>
+      <w:r>
+        <w:t xml:space="preserve"> tak, </w:t>
+      </w:r>
+      <w:proofErr w:type="spellStart"/>
+      <w:r>
+        <w:t>firefox</w:t>
+      </w:r>
+      <w:proofErr w:type="spellEnd"/>
+      <w:r>
+        <w:t xml:space="preserve"> ima »</w:t>
+      </w:r>
+      <w:proofErr w:type="spellStart"/>
+      <w:r>
+        <w:t>Remove</w:t>
+      </w:r>
+      <w:proofErr w:type="spellEnd"/>
+      <w:r>
+        <w:t xml:space="preserve"> </w:t>
+      </w:r>
+      <w:proofErr w:type="spellStart"/>
+      <w:r>
+        <w:t>debuging</w:t>
+      </w:r>
+      <w:proofErr w:type="spellEnd"/>
+      <w:r>
+        <w:t xml:space="preserve"> via USB«</w:t>
+      </w:r>
+      <w:r>
+        <w:t xml:space="preserve"> - če ni pretežko</w:t>
+      </w:r>
     </w:p>
     <w:p>
       <w:pPr>
@@ -202,7 +465,31 @@
     </w:p>
     <w:p>
       <w:r>
-        <w:t>Primerjava na db-biceps-curl posnetku, na cmj posnetku</w:t>
+        <w:t xml:space="preserve">Primerjava na </w:t>
+      </w:r>
+      <w:proofErr w:type="spellStart"/>
+      <w:r>
+        <w:t>db</w:t>
+      </w:r>
+      <w:proofErr w:type="spellEnd"/>
+      <w:r>
+        <w:t>-biceps-</w:t>
+      </w:r>
+      <w:proofErr w:type="spellStart"/>
+      <w:r>
+        <w:t>curl</w:t>
+      </w:r>
+      <w:proofErr w:type="spellEnd"/>
+      <w:r>
+        <w:t xml:space="preserve"> posnetku, na </w:t>
+      </w:r>
+      <w:proofErr w:type="spellStart"/>
+      <w:r>
+        <w:t>cmj</w:t>
+      </w:r>
+      <w:proofErr w:type="spellEnd"/>
+      <w:r>
+        <w:t xml:space="preserve"> posnetku</w:t>
       </w:r>
       <w:r>
         <w:t xml:space="preserve"> (lahko še dodaš ogromno vaj tu)</w:t>
@@ -213,8 +500,29 @@
     </w:p>
     <w:p>
       <w:r>
-        <w:t>Za vsak model prikazati tudi histogram v napačni oceni preko Keypoint-ov, torej vsak model dobi svoj histogram, v katerem so vsi keypointi in njihovi errorji</w:t>
-      </w:r>
+        <w:t xml:space="preserve">Za vsak model prikazati tudi histogram v napačni oceni preko </w:t>
+      </w:r>
+      <w:proofErr w:type="spellStart"/>
+      <w:r>
+        <w:t>Keypoint</w:t>
+      </w:r>
+      <w:proofErr w:type="spellEnd"/>
+      <w:r>
+        <w:t xml:space="preserve">-ov, torej vsak model dobi svoj histogram, v katerem so vsi </w:t>
+      </w:r>
+      <w:proofErr w:type="spellStart"/>
+      <w:r>
+        <w:t>keypointi</w:t>
+      </w:r>
+      <w:proofErr w:type="spellEnd"/>
+      <w:r>
+        <w:t xml:space="preserve"> in njihovi </w:t>
+      </w:r>
+      <w:proofErr w:type="spellStart"/>
+      <w:r>
+        <w:t>errorji</w:t>
+      </w:r>
+      <w:proofErr w:type="spellEnd"/>
       <w:r>
         <w:t xml:space="preserve"> (MPJPE)</w:t>
       </w:r>
@@ -232,7 +540,21 @@
     </w:p>
     <w:p>
       <w:r>
-        <w:t>Preko nekakšne obtežene formule izmeri kateri model je najprimernejši glede na hitrost (fps) in učinkovitost delovanja (MPJPE) in naredi tabelo najboljši proti najslabši.</w:t>
+        <w:t>Preko nekakšne obtežene formule izmeri kateri model je najprimernejši glede na hitrost (</w:t>
+      </w:r>
+      <w:proofErr w:type="spellStart"/>
+      <w:r>
+        <w:t>fps</w:t>
+      </w:r>
+      <w:proofErr w:type="spellEnd"/>
+      <w:r>
+        <w:t>) in učinkovitost delovanja (MPJPE) in naredi tabelo najboljši proti najslabši</w:t>
+      </w:r>
+      <w:r>
+        <w:t xml:space="preserve"> – LAHKO KAR PREKO LASTNE EVALUACIJE</w:t>
+      </w:r>
+      <w:r>
+        <w:t>, ni treba številke neke</w:t>
       </w:r>
     </w:p>
     <w:p/>
@@ -240,13 +562,171 @@
       <w:pPr>
         <w:pStyle w:val="Heading2"/>
       </w:pPr>
-    </w:p>
+      <w:r>
+        <w:lastRenderedPageBreak/>
+        <w:t>Lastna učna množica</w:t>
+      </w:r>
+    </w:p>
+    <w:p>
+      <w:pPr>
+        <w:pStyle w:val="Heading3"/>
+      </w:pPr>
+      <w:r>
+        <w:t>Zajem učnih podatkov</w:t>
+      </w:r>
+    </w:p>
+    <w:p>
+      <w:r>
+        <w:t>Učna množica je bila konstruirana z uporabo orodja za zaznavanje drže med izvajanje</w:t>
+      </w:r>
+      <w:r>
+        <w:t>m</w:t>
+      </w:r>
+      <w:r>
+        <w:t xml:space="preserve"> vadbe z uporabo </w:t>
+      </w:r>
+      <w:proofErr w:type="spellStart"/>
+      <w:r>
+        <w:t>Mediapipe-full</w:t>
+      </w:r>
+      <w:proofErr w:type="spellEnd"/>
+      <w:r>
+        <w:t xml:space="preserve"> modela. Slike so bile zajete v vsaki ekstremni točki ponovitve, torej za 10 ponovitev dobimo 10 slik. Primer ekstremne točke za počep je najnižja točka uporabnika (največja globina med ponovitvijo). </w:t>
+      </w:r>
+    </w:p>
+    <w:p>
+      <w:pPr>
+        <w:pStyle w:val="Heading3"/>
+      </w:pPr>
+      <w:r>
+        <w:t>Označevanje učnih podatkov</w:t>
+      </w:r>
+    </w:p>
+    <w:p>
+      <w:r>
+        <w:t>Uporaba napovedi RTMO-X modela nad učno množico slik kot »</w:t>
+      </w:r>
+      <w:proofErr w:type="spellStart"/>
+      <w:r>
+        <w:t>ground</w:t>
+      </w:r>
+      <w:proofErr w:type="spellEnd"/>
+      <w:r>
+        <w:t xml:space="preserve"> </w:t>
+      </w:r>
+      <w:proofErr w:type="spellStart"/>
+      <w:r>
+        <w:t>truth</w:t>
+      </w:r>
+      <w:proofErr w:type="spellEnd"/>
+      <w:r>
+        <w:t xml:space="preserve">«. Učil sem yolo11 model z velikostjo vhodnih slik 256, torej sem moral označbe oblikovati po zahtevani obliki. </w:t>
+      </w:r>
+    </w:p>
+    <w:p>
+      <w:r>
+        <w:t>Opravljen je bil tudi pregled učnih slik, nekatere so bile »kaotične« - več oseb na eni sliki, prekrivanje uporabnika na sliki, …</w:t>
+      </w:r>
+    </w:p>
+    <w:p>
+      <w:r>
+        <w:t>Po opravljenem pregledu je učna množica slik zajemala 9429 slik z njihovimi oznakami.</w:t>
+      </w:r>
+    </w:p>
+    <w:p>
+      <w:r>
+        <w:t>Prikaz par slik iz učne množice in na njih izvedene napovedi RTMO-X modela.</w:t>
+      </w:r>
+    </w:p>
+    <w:p>
+      <w:pPr>
+        <w:pStyle w:val="Heading3"/>
+      </w:pPr>
+      <w:r>
+        <w:t>Pregled in analiza učne množice</w:t>
+      </w:r>
+    </w:p>
+    <w:p>
+      <w:r>
+        <w:t>Izberi svoje slike</w:t>
+      </w:r>
+    </w:p>
+    <w:p>
+      <w:r>
+        <w:t xml:space="preserve">Tu imam histogram za koliko je določena vaja bila zastopana v učni množici (recimo počep 3000 slik, biceps </w:t>
+      </w:r>
+      <w:proofErr w:type="spellStart"/>
+      <w:r>
+        <w:t>curl</w:t>
+      </w:r>
+      <w:proofErr w:type="spellEnd"/>
+      <w:r>
+        <w:t xml:space="preserve"> 1000 slik, </w:t>
+      </w:r>
+      <w:proofErr w:type="spellStart"/>
+      <w:r>
+        <w:t>bench</w:t>
+      </w:r>
+      <w:proofErr w:type="spellEnd"/>
+      <w:r>
+        <w:t xml:space="preserve"> </w:t>
+      </w:r>
+      <w:proofErr w:type="spellStart"/>
+      <w:r>
+        <w:t>press</w:t>
+      </w:r>
+      <w:proofErr w:type="spellEnd"/>
+      <w:r>
+        <w:t xml:space="preserve"> 800 slik, …). Imam tudi histogram za koliko je posamezen uporabnik bil zajet med slikami (recimo John 1000 slik, Walter 500 slik, Jack 200 slik, …).</w:t>
+      </w:r>
+      <w:r>
+        <w:t xml:space="preserve"> Učna množica je tudi sestavljena iz slik ljudi različnih ras, tako da je glede tega zelo raznolika, problem pa je ogromna prevlada slik ljudi moškega spola.</w:t>
+      </w:r>
+    </w:p>
+    <w:p>
+      <w:r>
+        <w:t xml:space="preserve">Učna množica se je delila na </w:t>
+      </w:r>
+      <w:proofErr w:type="spellStart"/>
+      <w:r>
+        <w:t>train</w:t>
+      </w:r>
+      <w:proofErr w:type="spellEnd"/>
+      <w:r>
+        <w:t xml:space="preserve"> (80%)</w:t>
+      </w:r>
+      <w:r>
+        <w:t>, val</w:t>
+      </w:r>
+      <w:r>
+        <w:t xml:space="preserve"> (10%)</w:t>
+      </w:r>
+      <w:r>
+        <w:t xml:space="preserve"> in test</w:t>
+      </w:r>
+      <w:r>
+        <w:t xml:space="preserve"> (10%)</w:t>
+      </w:r>
+      <w:r>
+        <w:t>.</w:t>
+      </w:r>
+    </w:p>
+    <w:p/>
     <w:p>
       <w:pPr>
         <w:pStyle w:val="Heading2"/>
       </w:pPr>
       <w:r>
-        <w:t>Lastna učna množica</w:t>
+        <w:t xml:space="preserve">Učenje modelov in </w:t>
+      </w:r>
+      <w:r>
+        <w:t>primerjava</w:t>
+      </w:r>
+      <w:r>
+        <w:t xml:space="preserve"> učinkovitosti delovanja</w:t>
+      </w:r>
+      <w:r>
+        <w:t xml:space="preserve"> po učenju</w:t>
       </w:r>
     </w:p>
     <w:p>
@@ -254,18 +734,40 @@
         <w:pStyle w:val="Heading3"/>
       </w:pPr>
       <w:r>
-        <w:t>Zajem učnih podatkov</w:t>
-      </w:r>
-    </w:p>
-    <w:p>
-      <w:r>
-        <w:t>Učna množica je bila konstruirana z uporabo orodja za zaznavanje drže med izvajanje</w:t>
-      </w:r>
-      <w:r>
-        <w:t>m</w:t>
-      </w:r>
-      <w:r>
-        <w:t xml:space="preserve"> vadbe z uporabo Mediapipe-full modela. Slike so bile zajete v vsaki ekstremni točki ponovitve, torej za 10 ponovitev dobimo 10 slik. Primer ekstremne točke za počep je najnižja točka uporabnika (največja globina med ponovitvijo). </w:t>
+        <w:t>Učenje yolo11</w:t>
+      </w:r>
+      <w:r>
+        <w:t>n</w:t>
+      </w:r>
+      <w:r>
+        <w:t>-pose modela</w:t>
+      </w:r>
+    </w:p>
+    <w:p>
+      <w:r>
+        <w:t>Izbran model za učenje je bil yolov11-pose, z velikostjo vhodnih slik 256, kajti ta se je odnesel za najmanj učinkovitega in predvidevam, da bo na njem po učenju izboljšanje najbolj opazno.</w:t>
+      </w:r>
+    </w:p>
+    <w:p>
+      <w:r>
+        <w:t>Učenje je potekalo preko 200 epoh, tu prikažem pose-</w:t>
+      </w:r>
+      <w:proofErr w:type="spellStart"/>
+      <w:r>
+        <w:t>loss</w:t>
+      </w:r>
+      <w:proofErr w:type="spellEnd"/>
+      <w:r>
+        <w:t>, mAP50 in mAP50-95 grafe in razložim kaj k</w:t>
+      </w:r>
+      <w:r>
+        <w:t>a</w:t>
+      </w:r>
+      <w:r>
+        <w:t>teri pomeni</w:t>
+      </w:r>
+      <w:r>
+        <w:t>.</w:t>
       </w:r>
     </w:p>
     <w:p>
@@ -273,124 +775,36 @@
         <w:pStyle w:val="Heading3"/>
       </w:pPr>
       <w:r>
-        <w:t>Označevanje učnih podatkov</w:t>
-      </w:r>
-    </w:p>
-    <w:p>
-      <w:r>
-        <w:t xml:space="preserve">Uporaba napovedi RTMO-X modela nad učno množico slik kot »ground truth«. Učil sem yolo11 model z velikostjo vhodnih slik 256, torej sem moral označbe oblikovati po zahtevani obliki. </w:t>
-      </w:r>
-    </w:p>
-    <w:p>
-      <w:r>
-        <w:t>Opravljen je bil tudi pregled učnih slik, nekatere so bile »kaotične« - več oseb na eni sliki, prekrivanje uporabnika na sliki, …</w:t>
-      </w:r>
-    </w:p>
-    <w:p>
-      <w:r>
-        <w:t>Po opravljenem pregledu je učna množica slik zajemala 9429 slik z njihovimi oznakami.</w:t>
-      </w:r>
-    </w:p>
-    <w:p>
-      <w:r>
-        <w:t>Prikaz par slik iz učne množice in na njih izvedene napovedi RTMO-X modela.</w:t>
-      </w:r>
-    </w:p>
-    <w:p>
-      <w:pPr>
-        <w:pStyle w:val="Heading3"/>
-      </w:pPr>
-      <w:r>
-        <w:t>Pregled in analiza učne množice</w:t>
-      </w:r>
-    </w:p>
-    <w:p>
-      <w:r>
-        <w:t>Tu imam histogram za koliko je določena vaja bila zastopana v učni množici (recimo počep 3000 slik, biceps curl 1000 slik, bench press 800 slik, …). Imam tudi histogram za koliko je posamezen uporabnik bil zajet med slikami (recimo John 1000 slik, Walter 500 slik, Jack 200 slik, …).</w:t>
-      </w:r>
-      <w:r>
-        <w:t xml:space="preserve"> Učna množica je tudi sestavljena iz slik ljudi različnih ras, tako da je glede tega zelo raznolika, problem pa je ogromna prevlada slik ljudi moškega spola.</w:t>
-      </w:r>
-    </w:p>
-    <w:p>
-      <w:r>
-        <w:t>Učna množica se je delila na train</w:t>
-      </w:r>
-      <w:r>
-        <w:t xml:space="preserve"> (80%)</w:t>
-      </w:r>
-      <w:r>
-        <w:t>, val</w:t>
-      </w:r>
-      <w:r>
-        <w:t xml:space="preserve"> (10%)</w:t>
-      </w:r>
-      <w:r>
-        <w:t xml:space="preserve"> in test</w:t>
-      </w:r>
-      <w:r>
-        <w:t xml:space="preserve"> (10%)</w:t>
-      </w:r>
-      <w:r>
-        <w:t>.</w:t>
-      </w:r>
-    </w:p>
-    <w:p/>
-    <w:p>
-      <w:pPr>
-        <w:pStyle w:val="Heading2"/>
-      </w:pPr>
-      <w:r>
-        <w:t xml:space="preserve">Učenje modelov in </w:t>
-      </w:r>
-      <w:r>
-        <w:t>primerjava</w:t>
-      </w:r>
-      <w:r>
-        <w:t xml:space="preserve"> učinkovitosti delovanja</w:t>
-      </w:r>
-      <w:r>
-        <w:t xml:space="preserve"> po učenju</w:t>
-      </w:r>
-    </w:p>
-    <w:p>
-      <w:pPr>
-        <w:pStyle w:val="Heading3"/>
-      </w:pPr>
-      <w:r>
-        <w:t>Učenje yolo11-pose modela</w:t>
-      </w:r>
-    </w:p>
-    <w:p>
-      <w:r>
-        <w:t>Izbran model za učenje je bil yolov11-pose, z velikostjo vhodnih slik 256, kajti ta se je odnesel za najmanj učinkovitega in predvidevam, da bo na njem po učenju izboljšanje najbolj opazno.</w:t>
-      </w:r>
-    </w:p>
-    <w:p>
-      <w:r>
-        <w:t>Učenje je potekalo preko 200 epoh, tu prikažem pose-loss, mAP50 in mAP50-95 grafe in razložim kaj k</w:t>
-      </w:r>
-      <w:r>
-        <w:t>a</w:t>
-      </w:r>
-      <w:r>
-        <w:t>teri pomeni</w:t>
-      </w:r>
-      <w:r>
-        <w:t>.</w:t>
-      </w:r>
-    </w:p>
-    <w:p>
-      <w:pPr>
-        <w:pStyle w:val="Heading3"/>
-      </w:pPr>
-      <w:r>
         <w:t>Primerjava učinkovitosti delovanja po učenju</w:t>
       </w:r>
     </w:p>
     <w:p>
       <w:r>
-        <w:t>Primerjava navadnega yolo11_256 in na novo naučenega yolo11_256 modela nad db-biceps curl, cmj in testno učno množico.</w:t>
+        <w:t xml:space="preserve">Primerjava navadnega yolo11_256 in na novo naučenega yolo11_256 modela nad </w:t>
+      </w:r>
+      <w:proofErr w:type="spellStart"/>
+      <w:r>
+        <w:t>db</w:t>
+      </w:r>
+      <w:proofErr w:type="spellEnd"/>
+      <w:r>
+        <w:t xml:space="preserve">-biceps </w:t>
+      </w:r>
+      <w:proofErr w:type="spellStart"/>
+      <w:r>
+        <w:t>curl</w:t>
+      </w:r>
+      <w:proofErr w:type="spellEnd"/>
+      <w:r>
+        <w:t xml:space="preserve">, </w:t>
+      </w:r>
+      <w:proofErr w:type="spellStart"/>
+      <w:r>
+        <w:t>cmj</w:t>
+      </w:r>
+      <w:proofErr w:type="spellEnd"/>
+      <w:r>
+        <w:t xml:space="preserve"> in testno učno množico.</w:t>
       </w:r>
     </w:p>
     <w:p>
@@ -414,6 +828,9 @@
       </w:r>
       <w:r>
         <w:t>premljanje in analiza vadbe</w:t>
+      </w:r>
+      <w:r>
+        <w:t xml:space="preserve"> – loti se tega prvo</w:t>
       </w:r>
     </w:p>
     <w:p>
@@ -435,7 +852,31 @@
         </w:numPr>
       </w:pPr>
       <w:r>
-        <w:t>Celoten flow: face the camera, stillness, do it, …</w:t>
+        <w:t xml:space="preserve">Celoten </w:t>
+      </w:r>
+      <w:proofErr w:type="spellStart"/>
+      <w:r>
+        <w:t>flow</w:t>
+      </w:r>
+      <w:proofErr w:type="spellEnd"/>
+      <w:r>
+        <w:t xml:space="preserve">: face </w:t>
+      </w:r>
+      <w:proofErr w:type="spellStart"/>
+      <w:r>
+        <w:t>the</w:t>
+      </w:r>
+      <w:proofErr w:type="spellEnd"/>
+      <w:r>
+        <w:t xml:space="preserve"> camera, </w:t>
+      </w:r>
+      <w:proofErr w:type="spellStart"/>
+      <w:r>
+        <w:t>stillness</w:t>
+      </w:r>
+      <w:proofErr w:type="spellEnd"/>
+      <w:r>
+        <w:t>, do it, …</w:t>
       </w:r>
     </w:p>
     <w:p>
@@ -447,7 +888,15 @@
         </w:numPr>
       </w:pPr>
       <w:r>
-        <w:t>Format preskripcije, preko katere lahko analiziramo vsako vajo</w:t>
+        <w:t xml:space="preserve">Format </w:t>
+      </w:r>
+      <w:proofErr w:type="spellStart"/>
+      <w:r>
+        <w:t>preskripcije</w:t>
+      </w:r>
+      <w:proofErr w:type="spellEnd"/>
+      <w:r>
+        <w:t>, preko katere lahko analiziramo vsako vajo</w:t>
       </w:r>
     </w:p>
     <w:p>
@@ -459,7 +908,15 @@
         </w:numPr>
       </w:pPr>
       <w:r>
-        <w:t>L in R stran za unilateralne vaje (opiši tudi oni mutex, da ne moreš bit v L in R ponovitvi naenkrat za nekatere vaje)</w:t>
+        <w:t xml:space="preserve">L in R stran za unilateralne vaje (opiši tudi oni </w:t>
+      </w:r>
+      <w:proofErr w:type="spellStart"/>
+      <w:r>
+        <w:t>mutex</w:t>
+      </w:r>
+      <w:proofErr w:type="spellEnd"/>
+      <w:r>
+        <w:t>, da ne moreš bit v L in R ponovitvi naenkrat za nekatere vaje)</w:t>
       </w:r>
     </w:p>
     <w:p>
@@ -470,9 +927,27 @@
           <w:numId w:val="2"/>
         </w:numPr>
       </w:pPr>
-      <w:r>
-        <w:t>Graph feedbacki – štetje ponovitev, tempo, ROM, velocity</w:t>
-      </w:r>
+      <w:proofErr w:type="spellStart"/>
+      <w:r>
+        <w:t>Graph</w:t>
+      </w:r>
+      <w:proofErr w:type="spellEnd"/>
+      <w:r>
+        <w:t xml:space="preserve"> </w:t>
+      </w:r>
+      <w:proofErr w:type="spellStart"/>
+      <w:r>
+        <w:t>feedbacki</w:t>
+      </w:r>
+      <w:proofErr w:type="spellEnd"/>
+      <w:r>
+        <w:t xml:space="preserve"> – štetje ponovitev, tempo, ROM, </w:t>
+      </w:r>
+      <w:proofErr w:type="spellStart"/>
+      <w:r>
+        <w:t>velocity</w:t>
+      </w:r>
+      <w:proofErr w:type="spellEnd"/>
     </w:p>
     <w:p>
       <w:pPr>
@@ -482,8 +957,37 @@
           <w:numId w:val="2"/>
         </w:numPr>
       </w:pPr>
-      <w:r>
-        <w:t>Pre-set feedbacki in preverjanje drže (wide grip, narrow stance, …) – na podlagi kotov in relativnih razdalj</w:t>
+      <w:proofErr w:type="spellStart"/>
+      <w:r>
+        <w:t>Pre</w:t>
+      </w:r>
+      <w:proofErr w:type="spellEnd"/>
+      <w:r>
+        <w:t xml:space="preserve">-set </w:t>
+      </w:r>
+      <w:proofErr w:type="spellStart"/>
+      <w:r>
+        <w:t>feedbacki</w:t>
+      </w:r>
+      <w:proofErr w:type="spellEnd"/>
+      <w:r>
+        <w:t xml:space="preserve"> in preverjanje drže (</w:t>
+      </w:r>
+      <w:proofErr w:type="spellStart"/>
+      <w:r>
+        <w:t>wide</w:t>
+      </w:r>
+      <w:proofErr w:type="spellEnd"/>
+      <w:r>
+        <w:t xml:space="preserve"> grip, </w:t>
+      </w:r>
+      <w:proofErr w:type="spellStart"/>
+      <w:r>
+        <w:t>narrow</w:t>
+      </w:r>
+      <w:proofErr w:type="spellEnd"/>
+      <w:r>
+        <w:t xml:space="preserve"> stance, …) – na podlagi kotov in relativnih razdalj</w:t>
       </w:r>
     </w:p>
     <w:p>
@@ -495,7 +999,47 @@
         </w:numPr>
       </w:pPr>
       <w:r>
-        <w:t>Post-set feedbacki – fatigue, load decrease/increase, …</w:t>
+        <w:t xml:space="preserve">Post-set </w:t>
+      </w:r>
+      <w:proofErr w:type="spellStart"/>
+      <w:r>
+        <w:t>feedbacki</w:t>
+      </w:r>
+      <w:proofErr w:type="spellEnd"/>
+      <w:r>
+        <w:t xml:space="preserve"> – </w:t>
+      </w:r>
+      <w:proofErr w:type="spellStart"/>
+      <w:r>
+        <w:t>fatigue</w:t>
+      </w:r>
+      <w:proofErr w:type="spellEnd"/>
+      <w:r>
+        <w:t xml:space="preserve">, </w:t>
+      </w:r>
+      <w:proofErr w:type="spellStart"/>
+      <w:r>
+        <w:t>load</w:t>
+      </w:r>
+      <w:proofErr w:type="spellEnd"/>
+      <w:r>
+        <w:t xml:space="preserve"> </w:t>
+      </w:r>
+      <w:proofErr w:type="spellStart"/>
+      <w:r>
+        <w:t>decrease</w:t>
+      </w:r>
+      <w:proofErr w:type="spellEnd"/>
+      <w:r>
+        <w:t>/</w:t>
+      </w:r>
+      <w:proofErr w:type="spellStart"/>
+      <w:r>
+        <w:t>increase</w:t>
+      </w:r>
+      <w:proofErr w:type="spellEnd"/>
+      <w:r>
+        <w:t>, …</w:t>
       </w:r>
     </w:p>
     <w:p>
@@ -506,8 +1050,53 @@
           <w:numId w:val="2"/>
         </w:numPr>
       </w:pPr>
-      <w:r>
-        <w:t>Mid set feedbacki – temp off target, move on, …</w:t>
+      <w:proofErr w:type="spellStart"/>
+      <w:r>
+        <w:t>Mid</w:t>
+      </w:r>
+      <w:proofErr w:type="spellEnd"/>
+      <w:r>
+        <w:t xml:space="preserve"> set </w:t>
+      </w:r>
+      <w:proofErr w:type="spellStart"/>
+      <w:r>
+        <w:t>feedbacki</w:t>
+      </w:r>
+      <w:proofErr w:type="spellEnd"/>
+      <w:r>
+        <w:t xml:space="preserve"> – </w:t>
+      </w:r>
+      <w:proofErr w:type="spellStart"/>
+      <w:r>
+        <w:t>temp</w:t>
+      </w:r>
+      <w:proofErr w:type="spellEnd"/>
+      <w:r>
+        <w:t xml:space="preserve"> </w:t>
+      </w:r>
+      <w:proofErr w:type="spellStart"/>
+      <w:r>
+        <w:t>off</w:t>
+      </w:r>
+      <w:proofErr w:type="spellEnd"/>
+      <w:r>
+        <w:t xml:space="preserve"> </w:t>
+      </w:r>
+      <w:proofErr w:type="spellStart"/>
+      <w:r>
+        <w:t>target</w:t>
+      </w:r>
+      <w:proofErr w:type="spellEnd"/>
+      <w:r>
+        <w:t xml:space="preserve">, </w:t>
+      </w:r>
+      <w:proofErr w:type="spellStart"/>
+      <w:r>
+        <w:t>move</w:t>
+      </w:r>
+      <w:proofErr w:type="spellEnd"/>
+      <w:r>
+        <w:t xml:space="preserve"> on, …</w:t>
       </w:r>
     </w:p>
     <w:p>
@@ -519,8 +1108,45 @@
         </w:numPr>
       </w:pPr>
       <w:r>
-        <w:t>Post set prilagoditev nadaljnega treninga glede na velocity – opiši tudi velocity based training</w:t>
-      </w:r>
+        <w:t xml:space="preserve">Post set prilagoditev </w:t>
+      </w:r>
+      <w:proofErr w:type="spellStart"/>
+      <w:r>
+        <w:t>nadaljnega</w:t>
+      </w:r>
+      <w:proofErr w:type="spellEnd"/>
+      <w:r>
+        <w:t xml:space="preserve"> treninga glede na </w:t>
+      </w:r>
+      <w:proofErr w:type="spellStart"/>
+      <w:r>
+        <w:t>velocity</w:t>
+      </w:r>
+      <w:proofErr w:type="spellEnd"/>
+      <w:r>
+        <w:t xml:space="preserve"> – opiši tudi </w:t>
+      </w:r>
+      <w:proofErr w:type="spellStart"/>
+      <w:r>
+        <w:t>velocity</w:t>
+      </w:r>
+      <w:proofErr w:type="spellEnd"/>
+      <w:r>
+        <w:t xml:space="preserve"> </w:t>
+      </w:r>
+      <w:proofErr w:type="spellStart"/>
+      <w:r>
+        <w:t>based</w:t>
+      </w:r>
+      <w:proofErr w:type="spellEnd"/>
+      <w:r>
+        <w:t xml:space="preserve"> </w:t>
+      </w:r>
+      <w:proofErr w:type="spellStart"/>
+      <w:r>
+        <w:t>training</w:t>
+      </w:r>
+      <w:proofErr w:type="spellEnd"/>
     </w:p>
     <w:p>
       <w:pPr>
@@ -531,8 +1157,37 @@
         </w:numPr>
       </w:pPr>
       <w:r>
-        <w:t>Kalibracija uporabnika – user joint measurement in določitev ROM in velocityja</w:t>
-      </w:r>
+        <w:t xml:space="preserve">Kalibracija uporabnika – </w:t>
+      </w:r>
+      <w:proofErr w:type="spellStart"/>
+      <w:r>
+        <w:t>user</w:t>
+      </w:r>
+      <w:proofErr w:type="spellEnd"/>
+      <w:r>
+        <w:t xml:space="preserve"> </w:t>
+      </w:r>
+      <w:proofErr w:type="spellStart"/>
+      <w:r>
+        <w:t>joint</w:t>
+      </w:r>
+      <w:proofErr w:type="spellEnd"/>
+      <w:r>
+        <w:t xml:space="preserve"> </w:t>
+      </w:r>
+      <w:proofErr w:type="spellStart"/>
+      <w:r>
+        <w:t>measurement</w:t>
+      </w:r>
+      <w:proofErr w:type="spellEnd"/>
+      <w:r>
+        <w:t xml:space="preserve"> in določitev ROM in </w:t>
+      </w:r>
+      <w:proofErr w:type="spellStart"/>
+      <w:r>
+        <w:t>velocityja</w:t>
+      </w:r>
+      <w:proofErr w:type="spellEnd"/>
     </w:p>
     <w:p>
       <w:pPr>
@@ -543,7 +1198,31 @@
         </w:numPr>
       </w:pPr>
       <w:r>
-        <w:t>Robni feedbacki (angle, radar) – mummy plank</w:t>
+        <w:t xml:space="preserve">Robni </w:t>
+      </w:r>
+      <w:proofErr w:type="spellStart"/>
+      <w:r>
+        <w:t>feedbacki</w:t>
+      </w:r>
+      <w:proofErr w:type="spellEnd"/>
+      <w:r>
+        <w:t xml:space="preserve"> (</w:t>
+      </w:r>
+      <w:proofErr w:type="spellStart"/>
+      <w:r>
+        <w:t>angle</w:t>
+      </w:r>
+      <w:proofErr w:type="spellEnd"/>
+      <w:r>
+        <w:t xml:space="preserve">, radar) – </w:t>
+      </w:r>
+      <w:proofErr w:type="spellStart"/>
+      <w:r>
+        <w:t>mummy</w:t>
+      </w:r>
+      <w:proofErr w:type="spellEnd"/>
+      <w:r>
+        <w:t xml:space="preserve"> plank</w:t>
       </w:r>
     </w:p>
     <w:p>
@@ -568,6 +1247,18 @@
       </w:pPr>
       <w:r>
         <w:t>…</w:t>
+      </w:r>
+    </w:p>
+    <w:p>
+      <w:pPr>
+        <w:pStyle w:val="ListParagraph"/>
+        <w:numPr>
+          <w:ilvl w:val="0"/>
+          <w:numId w:val="2"/>
+        </w:numPr>
+      </w:pPr>
+      <w:r>
+        <w:t>Dodat zanimive slike zraven da boljše opiše korake</w:t>
       </w:r>
     </w:p>
     <w:p/>

--- a/docs/thesis/osnutek_zakljucnega_dela.docx
+++ b/docs/thesis/osnutek_zakljucnega_dela.docx
@@ -528,6 +528,22 @@
       </w:r>
       <w:r>
         <w:t>.</w:t>
+      </w:r>
+    </w:p>
+    <w:p>
+      <w:r>
+        <w:t>Omeniti tudi da z</w:t>
+      </w:r>
+      <w:r>
+        <w:t>-</w:t>
+      </w:r>
+      <w:proofErr w:type="spellStart"/>
+      <w:r>
+        <w:t>axis</w:t>
+      </w:r>
+      <w:proofErr w:type="spellEnd"/>
+      <w:r>
+        <w:t xml:space="preserve"> dela zelo slabo, torej smo se odločili uporabiti le 2D zaznavo, kar se je izkazalo kot več kot dovolj</w:t>
       </w:r>
     </w:p>
     <w:p>
@@ -1235,6 +1251,58 @@
       </w:pPr>
       <w:r>
         <w:t>Shranjevanje slik</w:t>
+      </w:r>
+    </w:p>
+    <w:p>
+      <w:pPr>
+        <w:pStyle w:val="ListParagraph"/>
+        <w:numPr>
+          <w:ilvl w:val="0"/>
+          <w:numId w:val="2"/>
+        </w:numPr>
+      </w:pPr>
+      <w:r>
+        <w:t xml:space="preserve">Opiši kakšno uporabno vrednost ima to orodje, kako natančne </w:t>
+      </w:r>
+      <w:proofErr w:type="spellStart"/>
+      <w:r>
+        <w:t>reporte</w:t>
+      </w:r>
+      <w:proofErr w:type="spellEnd"/>
+      <w:r>
+        <w:t xml:space="preserve"> dobimo, da ne obstaja še kaj takega, brez da bi uporabljal nek </w:t>
+      </w:r>
+      <w:proofErr w:type="spellStart"/>
+      <w:r>
+        <w:t>gym</w:t>
+      </w:r>
+      <w:proofErr w:type="spellEnd"/>
+      <w:r>
+        <w:t xml:space="preserve"> </w:t>
+      </w:r>
+      <w:proofErr w:type="spellStart"/>
+      <w:r>
+        <w:t>equipement</w:t>
+      </w:r>
+      <w:proofErr w:type="spellEnd"/>
+      <w:r>
+        <w:t xml:space="preserve">, da so </w:t>
+      </w:r>
+      <w:proofErr w:type="spellStart"/>
+      <w:r>
+        <w:t>recovery</w:t>
+      </w:r>
+      <w:proofErr w:type="spellEnd"/>
+      <w:r>
+        <w:t xml:space="preserve"> </w:t>
+      </w:r>
+      <w:proofErr w:type="spellStart"/>
+      <w:r>
+        <w:t>timei</w:t>
+      </w:r>
+      <w:proofErr w:type="spellEnd"/>
+      <w:r>
+        <w:t xml:space="preserve"> natančni, ...</w:t>
       </w:r>
     </w:p>
     <w:p>
